--- a/documentacao/arquivos/garantia-qualidade/LabMedSys - Modulo Garantia da Qualidade - Controle de Desvios - Tela 14 Controle de Emissão de RNC - Análise.docx
+++ b/documentacao/arquivos/garantia-qualidade/LabMedSys - Modulo Garantia da Qualidade - Controle de Desvios - Tela 14 Controle de Emissão de RNC - Análise.docx
@@ -946,7 +946,7 @@
               <w:rPr>
                 <w:szCs w:val="20"/>
               </w:rPr>
-              <w:t>21/10/2026</w:t>
+              <w:t>22/10/2026</w:t>
             </w:r>
           </w:p>
         </w:tc>
@@ -3658,20 +3658,6 @@
     </w:p>
     <w:p>
       <w:pPr>
-        <w:spacing w:after="0" w:line="360" w:lineRule="auto"/>
-        <w:rPr>
-          <w:szCs w:val="20"/>
-        </w:rPr>
-      </w:pPr>
-      <w:r>
-        <w:rPr>
-          <w:szCs w:val="20"/>
-        </w:rPr>
-        <w:t xml:space="preserve">Estado nos testes: ainda não testada de forma própria. O CT-GQ-025 (relatório com os desvios de teste) não foi executado, e o CT-GQ-026 (abrir sem entrar) foi feito só na tela Acompanhamento RD. Os dois controladores têm a mesma construção (não herdam a base da GQ), mas esta tela ainda não foi aberta sem login.</w:t>
-      </w:r>
-    </w:p>
-    <w:p>
-      <w:pPr>
         <w:keepNext/>
         <w:widowControl/>
         <w:numPr>
@@ -4054,6 +4040,225 @@
     <w:p>
       <w:pPr>
         <w:keepNext/>
+        <w:spacing w:before="120" w:after="0" w:line="360" w:lineRule="auto"/>
+        <w:rPr>
+          <w:b/>
+          <w:bCs/>
+          <w:szCs w:val="20"/>
+        </w:rPr>
+      </w:pPr>
+      <w:r>
+        <w:rPr>
+          <w:b/>
+          <w:bCs/>
+          <w:szCs w:val="20"/>
+        </w:rPr>
+        <w:t xml:space="preserve">Confirmado na rodada 1 (21/10/2026)</w:t>
+      </w:r>
+    </w:p>
+    <w:p>
+      <w:pPr>
+        <w:spacing w:after="0" w:line="360" w:lineRule="auto"/>
+        <w:rPr>
+          <w:szCs w:val="20"/>
+        </w:rPr>
+      </w:pPr>
+      <w:r>
+        <w:rPr>
+          <w:szCs w:val="20"/>
+        </w:rPr>
+        <w:t xml:space="preserve">Fonte: execucao/2026-10-21-desvios-rodada-1/resultado.md. Casos desta tela: CT-GQ-N14-01, N14-02, N14-06 e N14-07, mais o de volume F15. A frase "nenhum defeito registrado" acima vale para a data em que foi escrita.</w:t>
+      </w:r>
+    </w:p>
+    <w:p>
+      <w:pPr>
+        <w:spacing w:after="0" w:line="360" w:lineRule="auto"/>
+        <w:rPr>
+          <w:szCs w:val="20"/>
+        </w:rPr>
+      </w:pPr>
+      <w:r>
+        <w:rPr>
+          <w:szCs w:val="20"/>
+        </w:rPr>
+        <w:t xml:space="preserve">Defeitos novos que dizem respeito a esta tela:</w:t>
+      </w:r>
+    </w:p>
+    <w:p>
+      <w:pPr>
+        <w:numPr>
+          <w:ilvl w:val="0"/>
+          <w:numId w:val="2"/>
+        </w:numPr>
+        <w:spacing w:after="0" w:line="360" w:lineRule="auto"/>
+        <w:rPr>
+          <w:szCs w:val="20"/>
+        </w:rPr>
+      </w:pPr>
+      <w:r>
+        <w:rPr>
+          <w:szCs w:val="20"/>
+        </w:rPr>
+        <w:t xml:space="preserve">DV-GQ-030 (gravidade Alta): o controle de emissão da massa traz só os desvios já pré-avaliados (001, 002, 003, 005, 006, 009, 010, 014, 027 a 049 e 052 a 059). Os cancelados antes da pré-avaliação (004, 011, 017 e 018) e os ainda não pré-avaliados somem, sem marca, e o controle da numeração fica com buracos. A coluna DIVISÃO/SEÇÃO fica vazia para vários desvios. O PDF tem 2 páginas.</w:t>
+      </w:r>
+    </w:p>
+    <w:p>
+      <w:pPr>
+        <w:numPr>
+          <w:ilvl w:val="0"/>
+          <w:numId w:val="2"/>
+        </w:numPr>
+        <w:spacing w:after="0" w:line="360" w:lineRule="auto"/>
+        <w:rPr>
+          <w:szCs w:val="20"/>
+        </w:rPr>
+      </w:pPr>
+      <w:r>
+        <w:rPr>
+          <w:szCs w:val="20"/>
+        </w:rPr>
+        <w:t xml:space="preserve">DV-GQ-034 (Baixa, telas 13 e 14): a data e a hora do PDF saem no formato americano.</w:t>
+      </w:r>
+    </w:p>
+    <w:p>
+      <w:pPr>
+        <w:spacing w:after="0" w:line="360" w:lineRule="auto"/>
+        <w:rPr>
+          <w:szCs w:val="20"/>
+        </w:rPr>
+      </w:pPr>
+      <w:r>
+        <w:rPr>
+          <w:szCs w:val="20"/>
+        </w:rPr>
+        <w:t xml:space="preserve">Pontos de atenção do código que se confirmaram:</w:t>
+      </w:r>
+    </w:p>
+    <w:p>
+      <w:pPr>
+        <w:numPr>
+          <w:ilvl w:val="0"/>
+          <w:numId w:val="2"/>
+        </w:numPr>
+        <w:spacing w:after="0" w:line="360" w:lineRule="auto"/>
+        <w:rPr>
+          <w:szCs w:val="20"/>
+        </w:rPr>
+      </w:pPr>
+      <w:r>
+        <w:rPr>
+          <w:szCs w:val="20"/>
+        </w:rPr>
+        <w:t xml:space="preserve">O controle só lista desvios pré-avaliados (RN-GQ-D14-03) e não sinaliza lacunas na numeração (RN-GQ-D14-07).</w:t>
+      </w:r>
+    </w:p>
+    <w:p>
+      <w:pPr>
+        <w:numPr>
+          <w:ilvl w:val="0"/>
+          <w:numId w:val="2"/>
+        </w:numPr>
+        <w:spacing w:after="0" w:line="360" w:lineRule="auto"/>
+        <w:rPr>
+          <w:szCs w:val="20"/>
+        </w:rPr>
+      </w:pPr>
+      <w:r>
+        <w:rPr>
+          <w:szCs w:val="20"/>
+        </w:rPr>
+        <w:t xml:space="preserve">Cancelados somem em vez de aparecerem marcados; o código previa que os cancelados antes da pré-avaliação ficam fora (RN-GQ-D14-03).</w:t>
+      </w:r>
+    </w:p>
+    <w:p>
+      <w:pPr>
+        <w:numPr>
+          <w:ilvl w:val="0"/>
+          <w:numId w:val="2"/>
+        </w:numPr>
+        <w:spacing w:after="0" w:line="360" w:lineRule="auto"/>
+        <w:rPr>
+          <w:szCs w:val="20"/>
+        </w:rPr>
+      </w:pPr>
+      <w:r>
+        <w:rPr>
+          <w:szCs w:val="20"/>
+        </w:rPr>
+        <w:t xml:space="preserve">O ano fora da faixa, vazio ou em texto é recusado no navegador (RN-GQ-D14-01).</w:t>
+      </w:r>
+    </w:p>
+    <w:p>
+      <w:pPr>
+        <w:spacing w:after="0" w:line="360" w:lineRule="auto"/>
+        <w:rPr>
+          <w:szCs w:val="20"/>
+        </w:rPr>
+      </w:pPr>
+      <w:r>
+        <w:rPr>
+          <w:szCs w:val="20"/>
+        </w:rPr>
+        <w:t xml:space="preserve">Pontos de atenção que não foram confirmados ou não foram testados:</w:t>
+      </w:r>
+    </w:p>
+    <w:p>
+      <w:pPr>
+        <w:numPr>
+          <w:ilvl w:val="0"/>
+          <w:numId w:val="2"/>
+        </w:numPr>
+        <w:spacing w:after="0" w:line="360" w:lineRule="auto"/>
+        <w:rPr>
+          <w:szCs w:val="20"/>
+        </w:rPr>
+      </w:pPr>
+      <w:r>
+        <w:rPr>
+          <w:szCs w:val="20"/>
+        </w:rPr>
+        <w:t xml:space="preserve">Cancelado depois da pré-avaliação entrar sem marca (RN-GQ-D14-04): não executável pela tela, porque o cancelamento só é possível antes da pré-avaliação.</w:t>
+      </w:r>
+    </w:p>
+    <w:p>
+      <w:pPr>
+        <w:numPr>
+          <w:ilvl w:val="0"/>
+          <w:numId w:val="2"/>
+        </w:numPr>
+        <w:spacing w:after="0" w:line="360" w:lineRule="auto"/>
+        <w:rPr>
+          <w:szCs w:val="20"/>
+        </w:rPr>
+      </w:pPr>
+      <w:r>
+        <w:rPr>
+          <w:szCs w:val="20"/>
+        </w:rPr>
+        <w:t xml:space="preserve">Numeração que repete ou pula números a partir do desvio 1000 do ano: não exercitada (a massa vai até 059/26).</w:t>
+      </w:r>
+    </w:p>
+    <w:p>
+      <w:pPr>
+        <w:numPr>
+          <w:ilvl w:val="0"/>
+          <w:numId w:val="2"/>
+        </w:numPr>
+        <w:spacing w:after="0" w:line="360" w:lineRule="auto"/>
+        <w:rPr>
+          <w:szCs w:val="20"/>
+        </w:rPr>
+      </w:pPr>
+      <w:r>
+        <w:rPr>
+          <w:szCs w:val="20"/>
+        </w:rPr>
+        <w:t xml:space="preserve">Área do criador pelo cadastro de hoje e lentidão com muitos desvios: não exercitadas.</w:t>
+      </w:r>
+    </w:p>
+    <w:p>
+      <w:pPr>
+        <w:keepNext/>
         <w:widowControl/>
         <w:numPr>
           <w:ilvl w:val="0"/>
@@ -4176,6 +4381,129 @@
           <w:szCs w:val="20"/>
         </w:rPr>
         <w:t xml:space="preserve">04-conformidade-regulatoria.md e 11-inventario-de-telas.md: sem divergência de conteúdo; o inventário lista a tela como "Controle de Emissão de RNC (relatório)" e o título na tela é "CONTROLE EMISSÃO RNC" (Index.cshtml:3).</w:t>
+      </w:r>
+    </w:p>
+    <w:p>
+      <w:pPr>
+        <w:keepNext/>
+        <w:spacing w:before="120" w:after="0" w:line="360" w:lineRule="auto"/>
+        <w:rPr>
+          <w:b/>
+          <w:bCs/>
+          <w:szCs w:val="20"/>
+        </w:rPr>
+      </w:pPr>
+      <w:r>
+        <w:rPr>
+          <w:b/>
+          <w:bCs/>
+          <w:szCs w:val="20"/>
+        </w:rPr>
+        <w:t xml:space="preserve">Rodada 1 (21/10/2026)</w:t>
+      </w:r>
+    </w:p>
+    <w:p>
+      <w:pPr>
+        <w:spacing w:after="0" w:line="360" w:lineRule="auto"/>
+        <w:rPr>
+          <w:szCs w:val="20"/>
+        </w:rPr>
+      </w:pPr>
+      <w:r>
+        <w:rPr>
+          <w:szCs w:val="20"/>
+        </w:rPr>
+        <w:t xml:space="preserve">A tabela de divergências do resultado.md não traz nenhum item desta tela. Do que a rodada mostrou em comparação com esta página:</w:t>
+      </w:r>
+    </w:p>
+    <w:p>
+      <w:pPr>
+        <w:numPr>
+          <w:ilvl w:val="0"/>
+          <w:numId w:val="2"/>
+        </w:numPr>
+        <w:spacing w:after="0" w:line="360" w:lineRule="auto"/>
+        <w:rPr>
+          <w:szCs w:val="20"/>
+        </w:rPr>
+      </w:pPr>
+      <w:r>
+        <w:rPr>
+          <w:szCs w:val="20"/>
+        </w:rPr>
+        <w:t xml:space="preserve">RN-GQ-D14-04 e o caso CT-GQ-N14-07 tratavam do cancelado depois da pré-avaliação como o caso a observar. Pela tela esse caso não existe (o cancelamento só é possível em Pendente Registro Ação Corretiva); o que se vê é o oposto, os cancelados antes da pré-avaliação somem do controle. Resolvida nesta atualização: regra D14-04 anotada, regra D14-12 acrescentada e caso corrigido.</w:t>
+      </w:r>
+    </w:p>
+    <w:p>
+      <w:pPr>
+        <w:numPr>
+          <w:ilvl w:val="0"/>
+          <w:numId w:val="2"/>
+        </w:numPr>
+        <w:spacing w:after="0" w:line="360" w:lineRule="auto"/>
+        <w:rPr>
+          <w:szCs w:val="20"/>
+        </w:rPr>
+      </w:pPr>
+      <w:r>
+        <w:rPr>
+          <w:szCs w:val="20"/>
+        </w:rPr>
+        <w:t xml:space="preserve">Esta página não dizia o formato da data impressa no PDF. Resolvida: acrescentado em Campos da tela e como regra RN-GQ-D14-11.</w:t>
+      </w:r>
+    </w:p>
+    <w:p>
+      <w:pPr>
+        <w:numPr>
+          <w:ilvl w:val="0"/>
+          <w:numId w:val="2"/>
+        </w:numPr>
+        <w:spacing w:after="0" w:line="360" w:lineRule="auto"/>
+        <w:rPr>
+          <w:szCs w:val="20"/>
+        </w:rPr>
+      </w:pPr>
+      <w:r>
+        <w:rPr>
+          <w:szCs w:val="20"/>
+        </w:rPr>
+        <w:t xml:space="preserve">A regra D14-05 prevê a coluna DIVISÃO/SEÇÃO vazia só para criador sem área; a rodada viu a coluna vazia para vários desvios sem dizer o motivo. Em aberto.</w:t>
+      </w:r>
+    </w:p>
+    <w:p>
+      <w:pPr>
+        <w:numPr>
+          <w:ilvl w:val="0"/>
+          <w:numId w:val="2"/>
+        </w:numPr>
+        <w:spacing w:after="0" w:line="360" w:lineRule="auto"/>
+        <w:rPr>
+          <w:szCs w:val="20"/>
+        </w:rPr>
+      </w:pPr>
+      <w:r>
+        <w:rPr>
+          <w:szCs w:val="20"/>
+        </w:rPr>
+        <w:t xml:space="preserve">O resultado.md não informa em quais desvios a coluna aparece vazia nem se os criadores têm área cadastrada.</w:t>
+      </w:r>
+    </w:p>
+    <w:p>
+      <w:pPr>
+        <w:numPr>
+          <w:ilvl w:val="0"/>
+          <w:numId w:val="2"/>
+        </w:numPr>
+        <w:spacing w:after="0" w:line="360" w:lineRule="auto"/>
+        <w:rPr>
+          <w:szCs w:val="20"/>
+        </w:rPr>
+      </w:pPr>
+      <w:r>
+        <w:rPr>
+          <w:szCs w:val="20"/>
+        </w:rPr>
+        <w:t xml:space="preserve">Fora isso, o campo Ano, a faixa de erro, as colunas e o cabeçalho conferem com a tela nos casos executados.</w:t>
       </w:r>
     </w:p>
     <w:sectPr>

--- a/documentacao/arquivos/garantia-qualidade/LabMedSys - Modulo Garantia da Qualidade - Controle de Desvios - Tela 14 Controle de Emissão de RNC - Análise.docx
+++ b/documentacao/arquivos/garantia-qualidade/LabMedSys - Modulo Garantia da Qualidade - Controle de Desvios - Tela 14 Controle de Emissão de RNC - Análise.docx
@@ -3980,24 +3980,6 @@
         <w:rPr>
           <w:szCs w:val="20"/>
         </w:rPr>
-        <w:t xml:space="preserve">A tela de filtros pode abrir sem login, como o Acompanhamento RD (RN-GQ-060; A confirmar nesta tela).</w:t>
-      </w:r>
-    </w:p>
-    <w:p>
-      <w:pPr>
-        <w:numPr>
-          <w:ilvl w:val="0"/>
-          <w:numId w:val="2"/>
-        </w:numPr>
-        <w:spacing w:after="0" w:line="360" w:lineRule="auto"/>
-        <w:rPr>
-          <w:szCs w:val="20"/>
-        </w:rPr>
-      </w:pPr>
-      <w:r>
-        <w:rPr>
-          <w:szCs w:val="20"/>
-        </w:rPr>
         <w:t xml:space="preserve">O erro de impressão usa o nome desta tela (o do Acompanhamento RD copiou deste texto); sem efeito para o usuário.</w:t>
       </w:r>
     </w:p>
@@ -4254,6 +4236,121 @@
           <w:szCs w:val="20"/>
         </w:rPr>
         <w:t xml:space="preserve">Área do criador pelo cadastro de hoje e lentidão com muitos desvios: não exercitadas.</w:t>
+      </w:r>
+    </w:p>
+    <w:p>
+      <w:pPr>
+        <w:keepNext/>
+        <w:spacing w:before="120" w:after="0" w:line="360" w:lineRule="auto"/>
+        <w:rPr>
+          <w:b/>
+          <w:bCs/>
+          <w:szCs w:val="20"/>
+        </w:rPr>
+      </w:pPr>
+      <w:r>
+        <w:rPr>
+          <w:b/>
+          <w:bCs/>
+          <w:szCs w:val="20"/>
+        </w:rPr>
+        <w:t xml:space="preserve">Confirmado na rodada 2 (22/10/2026)</w:t>
+      </w:r>
+    </w:p>
+    <w:p>
+      <w:pPr>
+        <w:spacing w:after="0" w:line="360" w:lineRule="auto"/>
+        <w:rPr>
+          <w:szCs w:val="20"/>
+        </w:rPr>
+      </w:pPr>
+      <w:r>
+        <w:rPr>
+          <w:szCs w:val="20"/>
+        </w:rPr>
+        <w:t xml:space="preserve">Fonte: execucao/2026-10-22-desvios-rodada-2/resultado.md. Nenhum caso desta tela foi executado nesta rodada. Defeitos novos ou reconfirmados para esta tela: nenhum (DV-GQ-030 e DV-GQ-034 não foram repetidos).</w:t>
+      </w:r>
+    </w:p>
+    <w:p>
+      <w:pPr>
+        <w:spacing w:after="0" w:line="360" w:lineRule="auto"/>
+        <w:rPr>
+          <w:szCs w:val="20"/>
+        </w:rPr>
+      </w:pPr>
+      <w:r>
+        <w:rPr>
+          <w:szCs w:val="20"/>
+        </w:rPr>
+        <w:t xml:space="preserve">O que a rodada trouxe de outras telas e interessa a esta:</w:t>
+      </w:r>
+    </w:p>
+    <w:p>
+      <w:pPr>
+        <w:numPr>
+          <w:ilvl w:val="0"/>
+          <w:numId w:val="2"/>
+        </w:numPr>
+        <w:spacing w:after="0" w:line="360" w:lineRule="auto"/>
+        <w:rPr>
+          <w:szCs w:val="20"/>
+        </w:rPr>
+      </w:pPr>
+      <w:r>
+        <w:rPr>
+          <w:szCs w:val="20"/>
+        </w:rPr>
+        <w:t xml:space="preserve">Cancelamento (CT-GQ-N02-020): o desvio 018/26, que não aparecia no controle na rodada 1, foi cancelado pela tela 2 a partir de Pendente Registro Ação Corretiva, ou seja, antes da pré-avaliação. Isso concorda com RN-GQ-D14-03 e D14-12 (cancelado antes da pré-avaliação não entra no controle). O CT-GQ-N03-021 ficou bloqueado porque nenhuma tela faz um desvio já pré-avaliado voltar a Pendente Pré Avaliação.</w:t>
+      </w:r>
+    </w:p>
+    <w:p>
+      <w:pPr>
+        <w:numPr>
+          <w:ilvl w:val="0"/>
+          <w:numId w:val="2"/>
+        </w:numPr>
+        <w:spacing w:after="0" w:line="360" w:lineRule="auto"/>
+        <w:rPr>
+          <w:szCs w:val="20"/>
+        </w:rPr>
+      </w:pPr>
+      <w:r>
+        <w:rPr>
+          <w:szCs w:val="20"/>
+        </w:rPr>
+        <w:t xml:space="preserve">A rodada criou os desvios 066/26 a 073/26. Os que forem pré-avaliados entram neste controle; o PDF não foi reaberto para conferir.</w:t>
+      </w:r>
+    </w:p>
+    <w:p>
+      <w:pPr>
+        <w:numPr>
+          <w:ilvl w:val="0"/>
+          <w:numId w:val="2"/>
+        </w:numPr>
+        <w:spacing w:after="0" w:line="360" w:lineRule="auto"/>
+        <w:rPr>
+          <w:szCs w:val="20"/>
+        </w:rPr>
+      </w:pPr>
+      <w:r>
+        <w:rPr>
+          <w:szCs w:val="20"/>
+        </w:rPr>
+        <w:t xml:space="preserve">Ponto em aberto (c) do Acompanhamento RD: o filtro daquela tela olha a data de criação do desvio. Pelo código, este controle filtra pelo ano da data de criação (RN-GQ-D14-02); a inferência é que um período curto não esconde desvios aqui, mas isso não foi testado nesta tela.</w:t>
+      </w:r>
+    </w:p>
+    <w:p>
+      <w:pPr>
+        <w:spacing w:after="0" w:line="360" w:lineRule="auto"/>
+        <w:rPr>
+          <w:szCs w:val="20"/>
+        </w:rPr>
+      </w:pPr>
+      <w:r>
+        <w:rPr>
+          <w:szCs w:val="20"/>
+        </w:rPr>
+        <w:t xml:space="preserve">Pontos de atenção que continuam não testados: todos os listados na subseção da rodada 1.</w:t>
       </w:r>
     </w:p>
     <w:p>
@@ -4362,24 +4459,6 @@
         <w:rPr>
           <w:szCs w:val="20"/>
         </w:rPr>
-        <w:t xml:space="preserve">Roteiro, passo 14.1, e plano de testes 08, CT-GQ-026: o caso só foi executado no Acompanhamento RD. O Controle de Emissão ainda não foi testado sem login.</w:t>
-      </w:r>
-    </w:p>
-    <w:p>
-      <w:pPr>
-        <w:numPr>
-          <w:ilvl w:val="0"/>
-          <w:numId w:val="2"/>
-        </w:numPr>
-        <w:spacing w:after="0" w:line="360" w:lineRule="auto"/>
-        <w:rPr>
-          <w:szCs w:val="20"/>
-        </w:rPr>
-      </w:pPr>
-      <w:r>
-        <w:rPr>
-          <w:szCs w:val="20"/>
-        </w:rPr>
         <w:t xml:space="preserve">04-conformidade-regulatoria.md e 11-inventario-de-telas.md: sem divergência de conteúdo; o inventário lista a tela como "Controle de Emissão de RNC (relatório)" e o título na tela é "CONTROLE EMISSÃO RNC" (Index.cshtml:3).</w:t>
       </w:r>
     </w:p>
@@ -4504,6 +4583,39 @@
           <w:szCs w:val="20"/>
         </w:rPr>
         <w:t xml:space="preserve">Fora isso, o campo Ano, a faixa de erro, as colunas e o cabeçalho conferem com a tela nos casos executados.</w:t>
+      </w:r>
+    </w:p>
+    <w:p>
+      <w:pPr>
+        <w:keepNext/>
+        <w:spacing w:before="120" w:after="0" w:line="360" w:lineRule="auto"/>
+        <w:rPr>
+          <w:b/>
+          <w:bCs/>
+          <w:szCs w:val="20"/>
+        </w:rPr>
+      </w:pPr>
+      <w:r>
+        <w:rPr>
+          <w:b/>
+          <w:bCs/>
+          <w:szCs w:val="20"/>
+        </w:rPr>
+        <w:t xml:space="preserve">Rodada 2 (22/10/2026)</w:t>
+      </w:r>
+    </w:p>
+    <w:p>
+      <w:pPr>
+        <w:spacing w:after="0" w:line="360" w:lineRule="auto"/>
+        <w:rPr>
+          <w:szCs w:val="20"/>
+        </w:rPr>
+      </w:pPr>
+      <w:r>
+        <w:rPr>
+          <w:szCs w:val="20"/>
+        </w:rPr>
+        <w:t xml:space="preserve">A tabela de divergências do resultado.md não traz nenhum item desta tela, e a rodada não executou casos dela. As divergências em aberto da rodada 1 continuam em aberto: a coluna DIVISÃO/SEÇÃO vazia para vários desvios sem dizer o motivo, e a falta da lista de desvios em que a coluna fica vazia. Do que a rodada mostrou de outras telas: o cancelamento do 018/26 pela tela 2 (CT-GQ-N02-020) é consistente com a regra RN-GQ-D14-12. Nenhuma correção foi necessária nesta página.</w:t>
       </w:r>
     </w:p>
     <w:sectPr>
